--- a/flyer-v2.docx
+++ b/flyer-v2.docx
@@ -557,12 +557,12 @@
                 <w:sz w:val="23"/>
                 <w:szCs w:val="23"/>
               </w:rPr>
-              <w:t xml:space="preserve">特待生推薦（日本経済大学へ入学する場合）</w:t>
-            </w:r>
-          </w:p>
-          <w:p>
-            <w:pPr>
-              <w:spacing w:after="40"/>
+              <w:t xml:space="preserve">進学特典（日本経済大学へ入学する場合）</w:t>
+            </w:r>
+          </w:p>
+          <w:p>
+            <w:pPr>
+              <w:spacing w:after="0"/>
             </w:pPr>
             <w:r>
               <w:rPr>
@@ -573,7 +573,7 @@
                 <w:sz w:val="20"/>
                 <w:szCs w:val="20"/>
               </w:rPr>
-              <w:t xml:space="preserve">修了 </w:t>
+              <w:t xml:space="preserve">修了・資格取得 </w:t>
             </w:r>
             <w:r>
               <w:rPr>
@@ -582,7 +582,7 @@
                 <w:sz w:val="20"/>
                 <w:szCs w:val="20"/>
               </w:rPr>
-              <w:t xml:space="preserve">→ 特待生D推薦：</w:t>
+              <w:t xml:space="preserve">→ </w:t>
             </w:r>
             <w:r>
               <w:rPr>
@@ -593,61 +593,7 @@
                 <w:sz w:val="20"/>
                 <w:szCs w:val="20"/>
               </w:rPr>
-              <w:t xml:space="preserve">入学金 全額免除</w:t>
-            </w:r>
-            <w:r>
-              <w:rPr>
-                <w:rFonts w:ascii="Yu Gothic" w:cs="Yu Gothic" w:eastAsia="Yu Gothic" w:hAnsi="Yu Gothic"/>
-                <w:color w:val="FFFFFF"/>
-                <w:sz w:val="20"/>
-                <w:szCs w:val="20"/>
-              </w:rPr>
-              <w:t xml:space="preserve">＋授業料4年間 10%免除</w:t>
-            </w:r>
-          </w:p>
-          <w:p>
-            <w:pPr>
-              <w:spacing w:after="0"/>
-            </w:pPr>
-            <w:r>
-              <w:rPr>
-                <w:rFonts w:ascii="Yu Gothic" w:cs="Yu Gothic" w:eastAsia="Yu Gothic" w:hAnsi="Yu Gothic"/>
-                <w:b/>
-                <w:bCs/>
-                <w:color w:val="FFFFFF"/>
-                <w:sz w:val="20"/>
-                <w:szCs w:val="20"/>
-              </w:rPr>
-              <w:t xml:space="preserve">資格取得 </w:t>
-            </w:r>
-            <w:r>
-              <w:rPr>
-                <w:rFonts w:ascii="Yu Gothic" w:cs="Yu Gothic" w:eastAsia="Yu Gothic" w:hAnsi="Yu Gothic"/>
-                <w:color w:val="FFFFFF"/>
-                <w:sz w:val="20"/>
-                <w:szCs w:val="20"/>
-              </w:rPr>
-              <w:t xml:space="preserve">→ 特待生C推薦：</w:t>
-            </w:r>
-            <w:r>
-              <w:rPr>
-                <w:rFonts w:ascii="Yu Gothic" w:cs="Yu Gothic" w:eastAsia="Yu Gothic" w:hAnsi="Yu Gothic"/>
-                <w:b/>
-                <w:bCs/>
-                <w:color w:val="FFD75E"/>
-                <w:sz w:val="20"/>
-                <w:szCs w:val="20"/>
-              </w:rPr>
-              <w:t xml:space="preserve">入学金 全額免除</w:t>
-            </w:r>
-            <w:r>
-              <w:rPr>
-                <w:rFonts w:ascii="Yu Gothic" w:cs="Yu Gothic" w:eastAsia="Yu Gothic" w:hAnsi="Yu Gothic"/>
-                <w:color w:val="FFFFFF"/>
-                <w:sz w:val="20"/>
-                <w:szCs w:val="20"/>
-              </w:rPr>
-              <w:t xml:space="preserve">＋授業料4年間 25%免除</w:t>
+              <w:t xml:space="preserve">入学金免除・学費割引</w:t>
             </w:r>
           </w:p>
         </w:tc>
@@ -833,7 +779,7 @@
                 <w:sz w:val="20"/>
                 <w:szCs w:val="20"/>
               </w:rPr>
-              <w:t xml:space="preserve">修了で特待生D推薦／資格取得で特待生C推薦</w:t>
+              <w:t xml:space="preserve">修了・資格取得で入学金免除・学費割引（日本経済大学へ入学する場合）</w:t>
             </w:r>
           </w:p>
           <w:p>

--- a/flyer-v2.docx
+++ b/flyer-v2.docx
@@ -704,7 +704,7 @@
                 <w:sz w:val="20"/>
                 <w:szCs w:val="20"/>
               </w:rPr>
-              <w:t xml:space="preserve">日本経済大学 STATIO　渋谷サクラステージ 8F（渋谷駅 徒歩1分）</w:t>
+              <w:t xml:space="preserve">日本経済大学 STATIO（渋谷サクラステージ内, 渋谷駅 徒歩1分）</w:t>
             </w:r>
           </w:p>
           <w:p>
